--- a/output/docx/es/BUFR_TableD_es_08.docx
+++ b/output/docx/es/BUFR_TableD_es_08.docx
@@ -939,7 +939,7 @@
                 <w:b w:val="0"/>
                 <w:sz w:val="16"/>
               </w:rPr>
-              <w:t>Note 13: Debería utilizarse el descriptor 3 08 007 en vez del 3 08 003 para cifrar la información proveniente de boyas/ plataformas en movimiento.</w:t>
+              <w:t>Note D13: Debería utilizarse el descriptor 3 08 007 en vez del 3 08 003 para cifrar la información proveniente de boyas/ plataformas en movimiento.</w:t>
             </w:r>
           </w:p>
         </w:tc>
@@ -1020,7 +1020,7 @@
                 <w:b w:val="0"/>
                 <w:sz w:val="16"/>
               </w:rPr>
-              <w:t>Note 13: Debería utilizarse el descriptor 3 08 007 en vez del 3 08 003 para cifrar la información proveniente de boyas/ plataformas en movimiento.</w:t>
+              <w:t>Note D13: Debería utilizarse el descriptor 3 08 007 en vez del 3 08 003 para cifrar la información proveniente de boyas/ plataformas en movimiento.</w:t>
             </w:r>
           </w:p>
         </w:tc>
@@ -1100,7 +1100,7 @@
                 <w:b w:val="0"/>
                 <w:sz w:val="16"/>
               </w:rPr>
-              <w:t>Note 13: Debería utilizarse el descriptor 3 08 007 en vez del 3 08 003 para cifrar la información proveniente de boyas/ plataformas en movimiento.</w:t>
+              <w:t>Note D13: Debería utilizarse el descriptor 3 08 007 en vez del 3 08 003 para cifrar la información proveniente de boyas/ plataformas en movimiento.</w:t>
             </w:r>
           </w:p>
         </w:tc>
@@ -5373,7 +5373,7 @@
                 <w:b w:val="0"/>
                 <w:sz w:val="16"/>
               </w:rPr>
-              <w:t>Note 59: La identificación de hora se refiere al comienzo del mes para el que se notifican valores mensuales medios.</w:t>
+              <w:t>Note D59: La identificación de hora se refiere al comienzo del mes para el que se notifican valores mensuales medios.</w:t>
             </w:r>
           </w:p>
         </w:tc>
@@ -5453,7 +5453,7 @@
                 <w:b w:val="0"/>
                 <w:sz w:val="16"/>
               </w:rPr>
-              <w:t>Note 59: La identificación de hora se refiere al comienzo del mes para el que se notifican valores mensuales medios.</w:t>
+              <w:t>Note D59: La identificación de hora se refiere al comienzo del mes para el que se notifican valores mensuales medios.</w:t>
             </w:r>
           </w:p>
         </w:tc>
@@ -5612,7 +5612,7 @@
                 <w:b w:val="0"/>
                 <w:sz w:val="16"/>
               </w:rPr>
-              <w:t>Note 25: Si durante el período especificado se modificó la altura del sensor, el valor será el que había en la mayor parte del período.</w:t>
+              <w:t>Note D25: Si durante el período especificado se modificó la altura del sensor, el valor será el que había en la mayor parte del período.</w:t>
             </w:r>
           </w:p>
         </w:tc>
@@ -5692,7 +5692,7 @@
                 <w:b w:val="0"/>
                 <w:sz w:val="16"/>
               </w:rPr>
-              <w:t>Note 25: Si durante el período especificado se modificó la altura del sensor, el valor será el que había en la mayor parte del período.</w:t>
+              <w:t>Note D25: Si durante el período especificado se modificó la altura del sensor, el valor será el que había en la mayor parte del período.</w:t>
             </w:r>
           </w:p>
         </w:tc>
@@ -5773,7 +5773,7 @@
                 <w:b w:val="0"/>
                 <w:sz w:val="16"/>
               </w:rPr>
-              <w:t>Note 59: La identificación de hora se refiere al comienzo del mes para el que se notifican valores mensuales medios.</w:t>
+              <w:t>Note D59: La identificación de hora se refiere al comienzo del mes para el que se notifican valores mensuales medios.</w:t>
             </w:r>
           </w:p>
         </w:tc>
@@ -6093,7 +6093,7 @@
                 <w:b w:val="0"/>
                 <w:sz w:val="16"/>
               </w:rPr>
-              <w:t>Note 25: Si durante el período especificado se modificó la altura del sensor, el valor será el que había en la mayor parte del período.</w:t>
+              <w:t>Note D25: Si durante el período especificado se modificó la altura del sensor, el valor será el que había en la mayor parte del período.</w:t>
             </w:r>
           </w:p>
         </w:tc>
@@ -6174,7 +6174,7 @@
                 <w:b w:val="0"/>
                 <w:sz w:val="16"/>
               </w:rPr>
-              <w:t>Note 25: Si durante el período especificado se modificó la altura del sensor, el valor será el que había en la mayor parte del período.</w:t>
+              <w:t>Note D25: Si durante el período especificado se modificó la altura del sensor, el valor será el que había en la mayor parte del período.</w:t>
             </w:r>
           </w:p>
         </w:tc>
@@ -6733,7 +6733,7 @@
                 <w:b w:val="0"/>
                 <w:sz w:val="16"/>
               </w:rPr>
-              <w:t>Note 27: En caso de mediciones de la precipitación, el período de un mes comienza a las 0600 UTC del primer día del mes y finaliza a las 0600 UTC de primer día del mes siguiente.</w:t>
+              <w:t>Note D27: En caso de mediciones de la precipitación, el período de un mes comienza a las 0600 UTC del primer día del mes y finaliza a las 0600 UTC de primer día del mes siguiente.</w:t>
             </w:r>
           </w:p>
         </w:tc>
@@ -6814,7 +6814,7 @@
                 <w:b w:val="0"/>
                 <w:sz w:val="16"/>
               </w:rPr>
-              <w:t>Note 27: En caso de mediciones de la precipitación, el período de un mes comienza a las 0600 UTC del primer día del mes y finaliza a las 0600 UTC de primer día del mes siguiente.</w:t>
+              <w:t>Note D27: En caso de mediciones de la precipitación, el período de un mes comienza a las 0600 UTC del primer día del mes y finaliza a las 0600 UTC de primer día del mes siguiente.</w:t>
             </w:r>
           </w:p>
         </w:tc>
@@ -6895,7 +6895,7 @@
                 <w:b w:val="0"/>
                 <w:sz w:val="16"/>
               </w:rPr>
-              <w:t>Note 27: En caso de mediciones de la precipitación, el período de un mes comienza a las 0600 UTC del primer día del mes y finaliza a las 0600 UTC de primer día del mes siguiente.</w:t>
+              <w:t>Note D27: En caso de mediciones de la precipitación, el período de un mes comienza a las 0600 UTC del primer día del mes y finaliza a las 0600 UTC de primer día del mes siguiente.</w:t>
             </w:r>
           </w:p>
         </w:tc>
@@ -6975,7 +6975,7 @@
                 <w:b w:val="0"/>
                 <w:sz w:val="16"/>
               </w:rPr>
-              <w:t>Note 25: Si durante el período especificado se modificó la altura del sensor, el valor será el que había en la mayor parte del período.</w:t>
+              <w:t>Note D25: Si durante el período especificado se modificó la altura del sensor, el valor será el que había en la mayor parte del período.</w:t>
             </w:r>
           </w:p>
         </w:tc>
@@ -7736,7 +7736,7 @@
                 <w:b w:val="0"/>
                 <w:sz w:val="16"/>
               </w:rPr>
-              <w:t>Note 59: La identificación de hora se refiere al comienzo del mes para el que se notifican valores mensuales medios.</w:t>
+              <w:t>Note D59: La identificación de hora se refiere al comienzo del mes para el que se notifican valores mensuales medios.</w:t>
             </w:r>
           </w:p>
         </w:tc>
@@ -7817,7 +7817,7 @@
                 <w:b w:val="0"/>
                 <w:sz w:val="16"/>
               </w:rPr>
-              <w:t>Note 59: La identificación de hora se refiere al comienzo del mes para el que se notifican valores mensuales medios.</w:t>
+              <w:t>Note D59: La identificación de hora se refiere al comienzo del mes para el que se notifican valores mensuales medios.</w:t>
             </w:r>
           </w:p>
         </w:tc>
@@ -7898,7 +7898,7 @@
                 <w:b w:val="0"/>
                 <w:sz w:val="16"/>
               </w:rPr>
-              <w:t>Note 59: La identificación de hora se refiere al comienzo del mes para el que se notifican valores mensuales medios.</w:t>
+              <w:t>Note D59: La identificación de hora se refiere al comienzo del mes para el que se notifican valores mensuales medios.</w:t>
             </w:r>
           </w:p>
         </w:tc>
@@ -8218,7 +8218,7 @@
                 <w:b w:val="0"/>
                 <w:sz w:val="16"/>
               </w:rPr>
-              <w:t>Note 25: Si durante el período especificado se modificó la altura del sensor, el valor será el que había en la mayor parte del período.</w:t>
+              <w:t>Note D25: Si durante el período especificado se modificó la altura del sensor, el valor será el que había en la mayor parte del período.</w:t>
             </w:r>
           </w:p>
         </w:tc>
@@ -8299,7 +8299,7 @@
                 <w:b w:val="0"/>
                 <w:sz w:val="16"/>
               </w:rPr>
-              <w:t>Note 25: Si durante el período especificado se modificó la altura del sensor, el valor será el que había en la mayor parte del período.</w:t>
+              <w:t>Note D25: Si durante el período especificado se modificó la altura del sensor, el valor será el que había en la mayor parte del período.</w:t>
             </w:r>
           </w:p>
         </w:tc>
@@ -9097,7 +9097,7 @@
                 <w:b w:val="0"/>
                 <w:sz w:val="16"/>
               </w:rPr>
-              <w:t>Note 27: En caso de mediciones de la precipitación, el período de un mes comienza a las 0600 UTC del primer día del mes y finaliza a las 0600 UTC de primer día del mes siguiente.</w:t>
+              <w:t>Note D27: En caso de mediciones de la precipitación, el período de un mes comienza a las 0600 UTC del primer día del mes y finaliza a las 0600 UTC de primer día del mes siguiente.</w:t>
             </w:r>
           </w:p>
         </w:tc>
@@ -9178,7 +9178,7 @@
                 <w:b w:val="0"/>
                 <w:sz w:val="16"/>
               </w:rPr>
-              <w:t>Note 27: En caso de mediciones de la precipitación, el período de un mes comienza a las 0600 UTC del primer día del mes y finaliza a las 0600 UTC de primer día del mes siguiente.</w:t>
+              <w:t>Note D27: En caso de mediciones de la precipitación, el período de un mes comienza a las 0600 UTC del primer día del mes y finaliza a las 0600 UTC de primer día del mes siguiente.</w:t>
             </w:r>
           </w:p>
         </w:tc>
@@ -9339,7 +9339,7 @@
                 <w:b w:val="0"/>
                 <w:sz w:val="16"/>
               </w:rPr>
-              <w:t>Note 25: Si durante el período especificado se modificó la altura del sensor, el valor será el que había en la mayor parte del período.</w:t>
+              <w:t>Note D25: Si durante el período especificado se modificó la altura del sensor, el valor será el que había en la mayor parte del período.</w:t>
             </w:r>
           </w:p>
         </w:tc>
@@ -12550,9 +12550,7 @@
                 <w:b w:val="0"/>
                 <w:sz w:val="16"/>
               </w:rPr>
-              <w:t>Im – Tabla de cifrado 1744 (WAVEOB),</w:t>
-              <w:br/>
-              <w:t>0 02 044 (BUFR)</w:t>
+              <w:t>Im – Tabla de cifrado 1744 (WAVEOB), 0 02 044 (BUFR)</w:t>
             </w:r>
           </w:p>
         </w:tc>
@@ -12632,9 +12630,7 @@
                 <w:b w:val="0"/>
                 <w:sz w:val="16"/>
               </w:rPr>
-              <w:t>Ip – Tabla de cifrado 1747 (WAVEOB),</w:t>
-              <w:br/>
-              <w:t>0 02 045 (BUFR)</w:t>
+              <w:t>Ip – Tabla de cifrado 1747 (WAVEOB), 0 02 045 (BUFR)</w:t>
             </w:r>
           </w:p>
         </w:tc>
@@ -14013,7 +14009,7 @@
                 <w:b w:val="0"/>
                 <w:sz w:val="16"/>
               </w:rPr>
-              <w:t>Note 41: Normalmente 1, puede ser 2 si están en uso los sensores de elevación y de pendiente, o 0 si no hay datos espectrales.</w:t>
+              <w:t>Note D41: Normalmente 1, puede ser 2 si están en uso los sensores de elevación y de pendiente, o 0 si no hay datos espectrales.</w:t>
             </w:r>
           </w:p>
         </w:tc>
@@ -14635,9 +14631,7 @@
                 <w:b w:val="0"/>
                 <w:sz w:val="16"/>
               </w:rPr>
-              <w:t>1f1f1f1f1x .... –</w:t>
-              <w:br/>
-              <w:t>Sección 1</w:t>
+              <w:t>1f1f1f1f1x .... – Sección 1</w:t>
             </w:r>
           </w:p>
         </w:tc>
@@ -15135,7 +15129,7 @@
                 <w:b w:val="0"/>
                 <w:sz w:val="16"/>
               </w:rPr>
-              <w:t>Note 39: Espectros no direccionales, (Ib = 0 en WAVEOB) o espectros direccionales parciales (Ib = 1 en WAVEOB con una dirección por número de onda). Conteo = 0 (espectros direccionales completos) o 1 (espectros no direccionales o espectros direccionales parciales). Los espectros direccionales parciales tienen una sola dirección por banda de número de onda.</w:t>
+              <w:t>Note D39: Espectros no direccionales, (Ib = 0 en WAVEOB) o espectros direccionales parciales (Ib = 1 en WAVEOB con una dirección por número de onda). Conteo = 0 (espectros direccionales completos) o 1 (espectros no direccionales o espectros direccionales parciales). Los espectros direccionales parciales tienen una sola dirección por banda de número de onda.</w:t>
             </w:r>
           </w:p>
         </w:tc>
@@ -15277,9 +15271,7 @@
                 <w:b w:val="0"/>
                 <w:sz w:val="16"/>
               </w:rPr>
-              <w:t>x – La escala se aplicará a los siguientes</w:t>
-              <w:br/>
-              <w:t>descriptores de elemento.</w:t>
+              <w:t>x – La escala se aplicará a los siguientes descriptores de elemento.</w:t>
             </w:r>
           </w:p>
         </w:tc>
@@ -15359,9 +15351,7 @@
                 <w:b w:val="0"/>
                 <w:sz w:val="16"/>
               </w:rPr>
-              <w:t>1A1A1A1x ... –</w:t>
-              <w:br/>
-              <w:t>Sección 5</w:t>
+              <w:t>1A1A1A1x ... – Sección 5</w:t>
             </w:r>
           </w:p>
         </w:tc>
@@ -15540,7 +15530,7 @@
                 <w:b w:val="0"/>
                 <w:sz w:val="16"/>
               </w:rPr>
-              <w:t>Note 37: Faltante para los espectros no direccionales.</w:t>
+              <w:t>Note D37: Faltante para los espectros no direccionales.</w:t>
             </w:r>
           </w:p>
         </w:tc>
@@ -15621,7 +15611,7 @@
                 <w:b w:val="0"/>
                 <w:sz w:val="16"/>
               </w:rPr>
-              <w:t>Note 37: Faltante para los espectros no direccionales.</w:t>
+              <w:t>Note D37: Faltante para los espectros no direccionales.</w:t>
             </w:r>
           </w:p>
         </w:tc>
@@ -15701,7 +15691,7 @@
                 <w:b w:val="0"/>
                 <w:sz w:val="16"/>
               </w:rPr>
-              <w:t>Note 22: Espectros direccionales completos (Ib = 1 en WAVEOB con más de una dirección por banda de número de onda). El conteo de repeticiones es el número de direcciones por banda de número de onda que debería abarcar normalmente todo el círculo.</w:t>
+              <w:t>Note D22: Espectros direccionales completos (Ib = 1 en WAVEOB con más de una dirección por banda de número de onda). El conteo de repeticiones es el número de direcciones por banda de número de onda que debería abarcar normalmente todo el círculo.</w:t>
             </w:r>
           </w:p>
         </w:tc>
@@ -15923,9 +15913,7 @@
                 <w:b w:val="0"/>
                 <w:sz w:val="16"/>
               </w:rPr>
-              <w:t>1A1A1A1x ... –</w:t>
-              <w:br/>
-              <w:t>Sección 5</w:t>
+              <w:t>1A1A1A1x ... – Sección 5</w:t>
             </w:r>
           </w:p>
         </w:tc>
@@ -16449,9 +16437,7 @@
                 <w:b w:val="0"/>
                 <w:sz w:val="16"/>
               </w:rPr>
-              <w:t>bw – Segundo dígito del número de la OMM (p. ej. 62024</w:t>
-              <w:br/>
-              <w:t>≥ 2)</w:t>
+              <w:t>bw – Segundo dígito del número de la OMM (p. ej. 62024 ≥ 2)</w:t>
             </w:r>
           </w:p>
         </w:tc>
@@ -16531,9 +16517,7 @@
                 <w:b w:val="0"/>
                 <w:sz w:val="16"/>
               </w:rPr>
-              <w:t>nbnbnb – Últimos 3 dígitos del número de la OMM (p. ej. 62024</w:t>
-              <w:br/>
-              <w:t>≥ 024)</w:t>
+              <w:t>nbnbnb – Últimos 3 dígitos del número de la OMM (p. ej. 62024 ≥ 024)</w:t>
             </w:r>
           </w:p>
         </w:tc>
@@ -18396,7 +18380,7 @@
                 <w:b w:val="0"/>
                 <w:sz w:val="16"/>
               </w:rPr>
-              <w:t>Note 41: Normalmente 1, puede ser 2 si están en uso los sensores de elevación y de pendiente, o 0 si no hay datos espectrales.</w:t>
+              <w:t>Note D41: Normalmente 1, puede ser 2 si están en uso los sensores de elevación y de pendiente, o 0 si no hay datos espectrales.</w:t>
             </w:r>
           </w:p>
         </w:tc>
@@ -19516,7 +19500,7 @@
                 <w:b w:val="0"/>
                 <w:sz w:val="16"/>
               </w:rPr>
-              <w:t>Note 39: Espectros no direccionales, (Ib = 0 en WAVEOB) o espectros direccionales parciales (Ib = 1 en WAVEOB con una dirección por número de onda). Conteo = 0 (espectros direccionales completos) o 1 (espectros no direccionales o espectros direccionales parciales). Los espectros direccionales parciales tienen una sola dirección por banda de número de onda.</w:t>
+              <w:t>Note D39: Espectros no direccionales, (Ib = 0 en WAVEOB) o espectros direccionales parciales (Ib = 1 en WAVEOB con una dirección por número de onda). Conteo = 0 (espectros direccionales completos) o 1 (espectros no direccionales o espectros direccionales parciales). Los espectros direccionales parciales tienen una sola dirección por banda de número de onda.</w:t>
             </w:r>
           </w:p>
         </w:tc>
@@ -19917,7 +19901,7 @@
                 <w:b w:val="0"/>
                 <w:sz w:val="16"/>
               </w:rPr>
-              <w:t>Note 37: Faltante para los espectros no direccionales.</w:t>
+              <w:t>Note D37: Faltante para los espectros no direccionales.</w:t>
             </w:r>
           </w:p>
         </w:tc>
@@ -19998,7 +19982,7 @@
                 <w:b w:val="0"/>
                 <w:sz w:val="16"/>
               </w:rPr>
-              <w:t>Note 37: Faltante para los espectros no direccionales.</w:t>
+              <w:t>Note D37: Faltante para los espectros no direccionales.</w:t>
             </w:r>
           </w:p>
         </w:tc>
@@ -20078,7 +20062,7 @@
                 <w:b w:val="0"/>
                 <w:sz w:val="16"/>
               </w:rPr>
-              <w:t>Note 22: Espectros direccionales completos (Ib = 1 en WAVEOB con más de una dirección por banda de número de onda). El conteo de repeticiones es el número de direcciones por banda de número de onda que debería abarcar normalmente todo el círculo.</w:t>
+              <w:t>Note D22: Espectros direccionales completos (Ib = 1 en WAVEOB con más de una dirección por banda de número de onda). El conteo de repeticiones es el número de direcciones por banda de número de onda que debería abarcar normalmente todo el círculo.</w:t>
             </w:r>
           </w:p>
         </w:tc>
